--- a/downloads/who5_answers.docx
+++ b/downloads/who5_answers.docx
@@ -41,7 +41,7 @@
     </w:p>
     <w:tbl>
       <w:tblPr>
-        <w:tblW w:w="10550" w:type="dxa"/>
+        <w:tblW w:w="10140" w:type="dxa"/>
         <w:tblLayout w:type="fixed"/>
         <w:tblBorders>
           <w:top w:val="single" w:sz="5" w:color="9DAFA2"/>
@@ -53,13 +53,13 @@
         </w:tblBorders>
       </w:tblPr>
       <w:tblGrid>
-        <w:gridCol w:w="1150"/>
-        <w:gridCol w:w="1566"/>
-        <w:gridCol w:w="1566"/>
-        <w:gridCol w:w="1566"/>
-        <w:gridCol w:w="1566"/>
-        <w:gridCol w:w="1566"/>
-        <w:gridCol w:w="1566"/>
+        <w:gridCol w:w="1020"/>
+        <w:gridCol w:w="1520"/>
+        <w:gridCol w:w="1520"/>
+        <w:gridCol w:w="1520"/>
+        <w:gridCol w:w="1520"/>
+        <w:gridCol w:w="1520"/>
+        <w:gridCol w:w="1520"/>
       </w:tblGrid>
       <w:tr>
         <w:trPr>
@@ -68,7 +68,7 @@
         </w:trPr>
         <w:tc>
           <w:tcPr>
-            <w:tcW w:w="1150" w:type="dxa"/>
+            <w:tcW w:w="1020" w:type="dxa"/>
             <w:shd w:fill="E8F1E9"/>
             <w:vAlign w:val="center"/>
           </w:tcPr>
@@ -89,7 +89,7 @@
         </w:tc>
         <w:tc>
           <w:tcPr>
-            <w:tcW w:w="1566" w:type="dxa"/>
+            <w:tcW w:w="1520" w:type="dxa"/>
             <w:shd w:fill="E8F1E9"/>
             <w:vAlign w:val="center"/>
           </w:tcPr>
@@ -110,7 +110,7 @@
         </w:tc>
         <w:tc>
           <w:tcPr>
-            <w:tcW w:w="1566" w:type="dxa"/>
+            <w:tcW w:w="1520" w:type="dxa"/>
             <w:shd w:fill="E8F1E9"/>
             <w:vAlign w:val="center"/>
           </w:tcPr>
@@ -131,7 +131,7 @@
         </w:tc>
         <w:tc>
           <w:tcPr>
-            <w:tcW w:w="1566" w:type="dxa"/>
+            <w:tcW w:w="1520" w:type="dxa"/>
             <w:shd w:fill="E8F1E9"/>
             <w:vAlign w:val="center"/>
           </w:tcPr>
@@ -152,7 +152,7 @@
         </w:tc>
         <w:tc>
           <w:tcPr>
-            <w:tcW w:w="1566" w:type="dxa"/>
+            <w:tcW w:w="1520" w:type="dxa"/>
             <w:shd w:fill="E8F1E9"/>
             <w:vAlign w:val="center"/>
           </w:tcPr>
@@ -173,7 +173,7 @@
         </w:tc>
         <w:tc>
           <w:tcPr>
-            <w:tcW w:w="1566" w:type="dxa"/>
+            <w:tcW w:w="1520" w:type="dxa"/>
             <w:shd w:fill="E8F1E9"/>
             <w:vAlign w:val="center"/>
           </w:tcPr>
@@ -194,7 +194,7 @@
         </w:tc>
         <w:tc>
           <w:tcPr>
-            <w:tcW w:w="1566" w:type="dxa"/>
+            <w:tcW w:w="1520" w:type="dxa"/>
             <w:shd w:fill="E8F1E9"/>
             <w:vAlign w:val="center"/>
           </w:tcPr>
@@ -220,7 +220,7 @@
         </w:trPr>
         <w:tc>
           <w:tcPr>
-            <w:tcW w:w="1150" w:type="dxa"/>
+            <w:tcW w:w="1020" w:type="dxa"/>
             <w:vAlign w:val="center"/>
           </w:tcPr>
           <w:p>
@@ -239,67 +239,67 @@
         </w:tc>
         <w:tc>
           <w:tcPr>
-            <w:tcW w:w="1566" w:type="dxa"/>
-            <w:vAlign w:val="center"/>
-          </w:tcPr>
-          <w:p>
-            <w:pPr>
-              <w:jc w:val="center"/>
-              <w:spacing w:after="0"/>
-            </w:pPr>
-          </w:p>
-        </w:tc>
-        <w:tc>
-          <w:tcPr>
-            <w:tcW w:w="1566" w:type="dxa"/>
-            <w:vAlign w:val="center"/>
-          </w:tcPr>
-          <w:p>
-            <w:pPr>
-              <w:jc w:val="center"/>
-              <w:spacing w:after="0"/>
-            </w:pPr>
-          </w:p>
-        </w:tc>
-        <w:tc>
-          <w:tcPr>
-            <w:tcW w:w="1566" w:type="dxa"/>
-            <w:vAlign w:val="center"/>
-          </w:tcPr>
-          <w:p>
-            <w:pPr>
-              <w:jc w:val="center"/>
-              <w:spacing w:after="0"/>
-            </w:pPr>
-          </w:p>
-        </w:tc>
-        <w:tc>
-          <w:tcPr>
-            <w:tcW w:w="1566" w:type="dxa"/>
-            <w:vAlign w:val="center"/>
-          </w:tcPr>
-          <w:p>
-            <w:pPr>
-              <w:jc w:val="center"/>
-              <w:spacing w:after="0"/>
-            </w:pPr>
-          </w:p>
-        </w:tc>
-        <w:tc>
-          <w:tcPr>
-            <w:tcW w:w="1566" w:type="dxa"/>
-            <w:vAlign w:val="center"/>
-          </w:tcPr>
-          <w:p>
-            <w:pPr>
-              <w:jc w:val="center"/>
-              <w:spacing w:after="0"/>
-            </w:pPr>
-          </w:p>
-        </w:tc>
-        <w:tc>
-          <w:tcPr>
-            <w:tcW w:w="1566" w:type="dxa"/>
+            <w:tcW w:w="1520" w:type="dxa"/>
+            <w:vAlign w:val="center"/>
+          </w:tcPr>
+          <w:p>
+            <w:pPr>
+              <w:jc w:val="center"/>
+              <w:spacing w:after="0"/>
+            </w:pPr>
+          </w:p>
+        </w:tc>
+        <w:tc>
+          <w:tcPr>
+            <w:tcW w:w="1520" w:type="dxa"/>
+            <w:vAlign w:val="center"/>
+          </w:tcPr>
+          <w:p>
+            <w:pPr>
+              <w:jc w:val="center"/>
+              <w:spacing w:after="0"/>
+            </w:pPr>
+          </w:p>
+        </w:tc>
+        <w:tc>
+          <w:tcPr>
+            <w:tcW w:w="1520" w:type="dxa"/>
+            <w:vAlign w:val="center"/>
+          </w:tcPr>
+          <w:p>
+            <w:pPr>
+              <w:jc w:val="center"/>
+              <w:spacing w:after="0"/>
+            </w:pPr>
+          </w:p>
+        </w:tc>
+        <w:tc>
+          <w:tcPr>
+            <w:tcW w:w="1520" w:type="dxa"/>
+            <w:vAlign w:val="center"/>
+          </w:tcPr>
+          <w:p>
+            <w:pPr>
+              <w:jc w:val="center"/>
+              <w:spacing w:after="0"/>
+            </w:pPr>
+          </w:p>
+        </w:tc>
+        <w:tc>
+          <w:tcPr>
+            <w:tcW w:w="1520" w:type="dxa"/>
+            <w:vAlign w:val="center"/>
+          </w:tcPr>
+          <w:p>
+            <w:pPr>
+              <w:jc w:val="center"/>
+              <w:spacing w:after="0"/>
+            </w:pPr>
+          </w:p>
+        </w:tc>
+        <w:tc>
+          <w:tcPr>
+            <w:tcW w:w="1520" w:type="dxa"/>
             <w:vAlign w:val="center"/>
           </w:tcPr>
           <w:p>
@@ -316,7 +316,7 @@
         </w:trPr>
         <w:tc>
           <w:tcPr>
-            <w:tcW w:w="1150" w:type="dxa"/>
+            <w:tcW w:w="1020" w:type="dxa"/>
             <w:vAlign w:val="center"/>
           </w:tcPr>
           <w:p>
@@ -335,67 +335,67 @@
         </w:tc>
         <w:tc>
           <w:tcPr>
-            <w:tcW w:w="1566" w:type="dxa"/>
-            <w:vAlign w:val="center"/>
-          </w:tcPr>
-          <w:p>
-            <w:pPr>
-              <w:jc w:val="center"/>
-              <w:spacing w:after="0"/>
-            </w:pPr>
-          </w:p>
-        </w:tc>
-        <w:tc>
-          <w:tcPr>
-            <w:tcW w:w="1566" w:type="dxa"/>
-            <w:vAlign w:val="center"/>
-          </w:tcPr>
-          <w:p>
-            <w:pPr>
-              <w:jc w:val="center"/>
-              <w:spacing w:after="0"/>
-            </w:pPr>
-          </w:p>
-        </w:tc>
-        <w:tc>
-          <w:tcPr>
-            <w:tcW w:w="1566" w:type="dxa"/>
-            <w:vAlign w:val="center"/>
-          </w:tcPr>
-          <w:p>
-            <w:pPr>
-              <w:jc w:val="center"/>
-              <w:spacing w:after="0"/>
-            </w:pPr>
-          </w:p>
-        </w:tc>
-        <w:tc>
-          <w:tcPr>
-            <w:tcW w:w="1566" w:type="dxa"/>
-            <w:vAlign w:val="center"/>
-          </w:tcPr>
-          <w:p>
-            <w:pPr>
-              <w:jc w:val="center"/>
-              <w:spacing w:after="0"/>
-            </w:pPr>
-          </w:p>
-        </w:tc>
-        <w:tc>
-          <w:tcPr>
-            <w:tcW w:w="1566" w:type="dxa"/>
-            <w:vAlign w:val="center"/>
-          </w:tcPr>
-          <w:p>
-            <w:pPr>
-              <w:jc w:val="center"/>
-              <w:spacing w:after="0"/>
-            </w:pPr>
-          </w:p>
-        </w:tc>
-        <w:tc>
-          <w:tcPr>
-            <w:tcW w:w="1566" w:type="dxa"/>
+            <w:tcW w:w="1520" w:type="dxa"/>
+            <w:vAlign w:val="center"/>
+          </w:tcPr>
+          <w:p>
+            <w:pPr>
+              <w:jc w:val="center"/>
+              <w:spacing w:after="0"/>
+            </w:pPr>
+          </w:p>
+        </w:tc>
+        <w:tc>
+          <w:tcPr>
+            <w:tcW w:w="1520" w:type="dxa"/>
+            <w:vAlign w:val="center"/>
+          </w:tcPr>
+          <w:p>
+            <w:pPr>
+              <w:jc w:val="center"/>
+              <w:spacing w:after="0"/>
+            </w:pPr>
+          </w:p>
+        </w:tc>
+        <w:tc>
+          <w:tcPr>
+            <w:tcW w:w="1520" w:type="dxa"/>
+            <w:vAlign w:val="center"/>
+          </w:tcPr>
+          <w:p>
+            <w:pPr>
+              <w:jc w:val="center"/>
+              <w:spacing w:after="0"/>
+            </w:pPr>
+          </w:p>
+        </w:tc>
+        <w:tc>
+          <w:tcPr>
+            <w:tcW w:w="1520" w:type="dxa"/>
+            <w:vAlign w:val="center"/>
+          </w:tcPr>
+          <w:p>
+            <w:pPr>
+              <w:jc w:val="center"/>
+              <w:spacing w:after="0"/>
+            </w:pPr>
+          </w:p>
+        </w:tc>
+        <w:tc>
+          <w:tcPr>
+            <w:tcW w:w="1520" w:type="dxa"/>
+            <w:vAlign w:val="center"/>
+          </w:tcPr>
+          <w:p>
+            <w:pPr>
+              <w:jc w:val="center"/>
+              <w:spacing w:after="0"/>
+            </w:pPr>
+          </w:p>
+        </w:tc>
+        <w:tc>
+          <w:tcPr>
+            <w:tcW w:w="1520" w:type="dxa"/>
             <w:vAlign w:val="center"/>
           </w:tcPr>
           <w:p>
@@ -412,7 +412,7 @@
         </w:trPr>
         <w:tc>
           <w:tcPr>
-            <w:tcW w:w="1150" w:type="dxa"/>
+            <w:tcW w:w="1020" w:type="dxa"/>
             <w:vAlign w:val="center"/>
           </w:tcPr>
           <w:p>
@@ -431,67 +431,67 @@
         </w:tc>
         <w:tc>
           <w:tcPr>
-            <w:tcW w:w="1566" w:type="dxa"/>
-            <w:vAlign w:val="center"/>
-          </w:tcPr>
-          <w:p>
-            <w:pPr>
-              <w:jc w:val="center"/>
-              <w:spacing w:after="0"/>
-            </w:pPr>
-          </w:p>
-        </w:tc>
-        <w:tc>
-          <w:tcPr>
-            <w:tcW w:w="1566" w:type="dxa"/>
-            <w:vAlign w:val="center"/>
-          </w:tcPr>
-          <w:p>
-            <w:pPr>
-              <w:jc w:val="center"/>
-              <w:spacing w:after="0"/>
-            </w:pPr>
-          </w:p>
-        </w:tc>
-        <w:tc>
-          <w:tcPr>
-            <w:tcW w:w="1566" w:type="dxa"/>
-            <w:vAlign w:val="center"/>
-          </w:tcPr>
-          <w:p>
-            <w:pPr>
-              <w:jc w:val="center"/>
-              <w:spacing w:after="0"/>
-            </w:pPr>
-          </w:p>
-        </w:tc>
-        <w:tc>
-          <w:tcPr>
-            <w:tcW w:w="1566" w:type="dxa"/>
-            <w:vAlign w:val="center"/>
-          </w:tcPr>
-          <w:p>
-            <w:pPr>
-              <w:jc w:val="center"/>
-              <w:spacing w:after="0"/>
-            </w:pPr>
-          </w:p>
-        </w:tc>
-        <w:tc>
-          <w:tcPr>
-            <w:tcW w:w="1566" w:type="dxa"/>
-            <w:vAlign w:val="center"/>
-          </w:tcPr>
-          <w:p>
-            <w:pPr>
-              <w:jc w:val="center"/>
-              <w:spacing w:after="0"/>
-            </w:pPr>
-          </w:p>
-        </w:tc>
-        <w:tc>
-          <w:tcPr>
-            <w:tcW w:w="1566" w:type="dxa"/>
+            <w:tcW w:w="1520" w:type="dxa"/>
+            <w:vAlign w:val="center"/>
+          </w:tcPr>
+          <w:p>
+            <w:pPr>
+              <w:jc w:val="center"/>
+              <w:spacing w:after="0"/>
+            </w:pPr>
+          </w:p>
+        </w:tc>
+        <w:tc>
+          <w:tcPr>
+            <w:tcW w:w="1520" w:type="dxa"/>
+            <w:vAlign w:val="center"/>
+          </w:tcPr>
+          <w:p>
+            <w:pPr>
+              <w:jc w:val="center"/>
+              <w:spacing w:after="0"/>
+            </w:pPr>
+          </w:p>
+        </w:tc>
+        <w:tc>
+          <w:tcPr>
+            <w:tcW w:w="1520" w:type="dxa"/>
+            <w:vAlign w:val="center"/>
+          </w:tcPr>
+          <w:p>
+            <w:pPr>
+              <w:jc w:val="center"/>
+              <w:spacing w:after="0"/>
+            </w:pPr>
+          </w:p>
+        </w:tc>
+        <w:tc>
+          <w:tcPr>
+            <w:tcW w:w="1520" w:type="dxa"/>
+            <w:vAlign w:val="center"/>
+          </w:tcPr>
+          <w:p>
+            <w:pPr>
+              <w:jc w:val="center"/>
+              <w:spacing w:after="0"/>
+            </w:pPr>
+          </w:p>
+        </w:tc>
+        <w:tc>
+          <w:tcPr>
+            <w:tcW w:w="1520" w:type="dxa"/>
+            <w:vAlign w:val="center"/>
+          </w:tcPr>
+          <w:p>
+            <w:pPr>
+              <w:jc w:val="center"/>
+              <w:spacing w:after="0"/>
+            </w:pPr>
+          </w:p>
+        </w:tc>
+        <w:tc>
+          <w:tcPr>
+            <w:tcW w:w="1520" w:type="dxa"/>
             <w:vAlign w:val="center"/>
           </w:tcPr>
           <w:p>
@@ -508,7 +508,7 @@
         </w:trPr>
         <w:tc>
           <w:tcPr>
-            <w:tcW w:w="1150" w:type="dxa"/>
+            <w:tcW w:w="1020" w:type="dxa"/>
             <w:vAlign w:val="center"/>
           </w:tcPr>
           <w:p>
@@ -527,67 +527,67 @@
         </w:tc>
         <w:tc>
           <w:tcPr>
-            <w:tcW w:w="1566" w:type="dxa"/>
-            <w:vAlign w:val="center"/>
-          </w:tcPr>
-          <w:p>
-            <w:pPr>
-              <w:jc w:val="center"/>
-              <w:spacing w:after="0"/>
-            </w:pPr>
-          </w:p>
-        </w:tc>
-        <w:tc>
-          <w:tcPr>
-            <w:tcW w:w="1566" w:type="dxa"/>
-            <w:vAlign w:val="center"/>
-          </w:tcPr>
-          <w:p>
-            <w:pPr>
-              <w:jc w:val="center"/>
-              <w:spacing w:after="0"/>
-            </w:pPr>
-          </w:p>
-        </w:tc>
-        <w:tc>
-          <w:tcPr>
-            <w:tcW w:w="1566" w:type="dxa"/>
-            <w:vAlign w:val="center"/>
-          </w:tcPr>
-          <w:p>
-            <w:pPr>
-              <w:jc w:val="center"/>
-              <w:spacing w:after="0"/>
-            </w:pPr>
-          </w:p>
-        </w:tc>
-        <w:tc>
-          <w:tcPr>
-            <w:tcW w:w="1566" w:type="dxa"/>
-            <w:vAlign w:val="center"/>
-          </w:tcPr>
-          <w:p>
-            <w:pPr>
-              <w:jc w:val="center"/>
-              <w:spacing w:after="0"/>
-            </w:pPr>
-          </w:p>
-        </w:tc>
-        <w:tc>
-          <w:tcPr>
-            <w:tcW w:w="1566" w:type="dxa"/>
-            <w:vAlign w:val="center"/>
-          </w:tcPr>
-          <w:p>
-            <w:pPr>
-              <w:jc w:val="center"/>
-              <w:spacing w:after="0"/>
-            </w:pPr>
-          </w:p>
-        </w:tc>
-        <w:tc>
-          <w:tcPr>
-            <w:tcW w:w="1566" w:type="dxa"/>
+            <w:tcW w:w="1520" w:type="dxa"/>
+            <w:vAlign w:val="center"/>
+          </w:tcPr>
+          <w:p>
+            <w:pPr>
+              <w:jc w:val="center"/>
+              <w:spacing w:after="0"/>
+            </w:pPr>
+          </w:p>
+        </w:tc>
+        <w:tc>
+          <w:tcPr>
+            <w:tcW w:w="1520" w:type="dxa"/>
+            <w:vAlign w:val="center"/>
+          </w:tcPr>
+          <w:p>
+            <w:pPr>
+              <w:jc w:val="center"/>
+              <w:spacing w:after="0"/>
+            </w:pPr>
+          </w:p>
+        </w:tc>
+        <w:tc>
+          <w:tcPr>
+            <w:tcW w:w="1520" w:type="dxa"/>
+            <w:vAlign w:val="center"/>
+          </w:tcPr>
+          <w:p>
+            <w:pPr>
+              <w:jc w:val="center"/>
+              <w:spacing w:after="0"/>
+            </w:pPr>
+          </w:p>
+        </w:tc>
+        <w:tc>
+          <w:tcPr>
+            <w:tcW w:w="1520" w:type="dxa"/>
+            <w:vAlign w:val="center"/>
+          </w:tcPr>
+          <w:p>
+            <w:pPr>
+              <w:jc w:val="center"/>
+              <w:spacing w:after="0"/>
+            </w:pPr>
+          </w:p>
+        </w:tc>
+        <w:tc>
+          <w:tcPr>
+            <w:tcW w:w="1520" w:type="dxa"/>
+            <w:vAlign w:val="center"/>
+          </w:tcPr>
+          <w:p>
+            <w:pPr>
+              <w:jc w:val="center"/>
+              <w:spacing w:after="0"/>
+            </w:pPr>
+          </w:p>
+        </w:tc>
+        <w:tc>
+          <w:tcPr>
+            <w:tcW w:w="1520" w:type="dxa"/>
             <w:vAlign w:val="center"/>
           </w:tcPr>
           <w:p>
@@ -604,7 +604,7 @@
         </w:trPr>
         <w:tc>
           <w:tcPr>
-            <w:tcW w:w="1150" w:type="dxa"/>
+            <w:tcW w:w="1020" w:type="dxa"/>
             <w:vAlign w:val="center"/>
           </w:tcPr>
           <w:p>
@@ -623,67 +623,67 @@
         </w:tc>
         <w:tc>
           <w:tcPr>
-            <w:tcW w:w="1566" w:type="dxa"/>
-            <w:vAlign w:val="center"/>
-          </w:tcPr>
-          <w:p>
-            <w:pPr>
-              <w:jc w:val="center"/>
-              <w:spacing w:after="0"/>
-            </w:pPr>
-          </w:p>
-        </w:tc>
-        <w:tc>
-          <w:tcPr>
-            <w:tcW w:w="1566" w:type="dxa"/>
-            <w:vAlign w:val="center"/>
-          </w:tcPr>
-          <w:p>
-            <w:pPr>
-              <w:jc w:val="center"/>
-              <w:spacing w:after="0"/>
-            </w:pPr>
-          </w:p>
-        </w:tc>
-        <w:tc>
-          <w:tcPr>
-            <w:tcW w:w="1566" w:type="dxa"/>
-            <w:vAlign w:val="center"/>
-          </w:tcPr>
-          <w:p>
-            <w:pPr>
-              <w:jc w:val="center"/>
-              <w:spacing w:after="0"/>
-            </w:pPr>
-          </w:p>
-        </w:tc>
-        <w:tc>
-          <w:tcPr>
-            <w:tcW w:w="1566" w:type="dxa"/>
-            <w:vAlign w:val="center"/>
-          </w:tcPr>
-          <w:p>
-            <w:pPr>
-              <w:jc w:val="center"/>
-              <w:spacing w:after="0"/>
-            </w:pPr>
-          </w:p>
-        </w:tc>
-        <w:tc>
-          <w:tcPr>
-            <w:tcW w:w="1566" w:type="dxa"/>
-            <w:vAlign w:val="center"/>
-          </w:tcPr>
-          <w:p>
-            <w:pPr>
-              <w:jc w:val="center"/>
-              <w:spacing w:after="0"/>
-            </w:pPr>
-          </w:p>
-        </w:tc>
-        <w:tc>
-          <w:tcPr>
-            <w:tcW w:w="1566" w:type="dxa"/>
+            <w:tcW w:w="1520" w:type="dxa"/>
+            <w:vAlign w:val="center"/>
+          </w:tcPr>
+          <w:p>
+            <w:pPr>
+              <w:jc w:val="center"/>
+              <w:spacing w:after="0"/>
+            </w:pPr>
+          </w:p>
+        </w:tc>
+        <w:tc>
+          <w:tcPr>
+            <w:tcW w:w="1520" w:type="dxa"/>
+            <w:vAlign w:val="center"/>
+          </w:tcPr>
+          <w:p>
+            <w:pPr>
+              <w:jc w:val="center"/>
+              <w:spacing w:after="0"/>
+            </w:pPr>
+          </w:p>
+        </w:tc>
+        <w:tc>
+          <w:tcPr>
+            <w:tcW w:w="1520" w:type="dxa"/>
+            <w:vAlign w:val="center"/>
+          </w:tcPr>
+          <w:p>
+            <w:pPr>
+              <w:jc w:val="center"/>
+              <w:spacing w:after="0"/>
+            </w:pPr>
+          </w:p>
+        </w:tc>
+        <w:tc>
+          <w:tcPr>
+            <w:tcW w:w="1520" w:type="dxa"/>
+            <w:vAlign w:val="center"/>
+          </w:tcPr>
+          <w:p>
+            <w:pPr>
+              <w:jc w:val="center"/>
+              <w:spacing w:after="0"/>
+            </w:pPr>
+          </w:p>
+        </w:tc>
+        <w:tc>
+          <w:tcPr>
+            <w:tcW w:w="1520" w:type="dxa"/>
+            <w:vAlign w:val="center"/>
+          </w:tcPr>
+          <w:p>
+            <w:pPr>
+              <w:jc w:val="center"/>
+              <w:spacing w:after="0"/>
+            </w:pPr>
+          </w:p>
+        </w:tc>
+        <w:tc>
+          <w:tcPr>
+            <w:tcW w:w="1520" w:type="dxa"/>
             <w:vAlign w:val="center"/>
           </w:tcPr>
           <w:p>
